--- a/docs/docx/briteTest.docx
+++ b/docs/docx/briteTest.docx
@@ -72,7 +72,7 @@
           <w:color w:val="000000"/>
           <w:sz w:val="24"/>
         </w:rPr>
-        <w:t>BriteTest</w:t>
+        <w:t>briteTest</w:t>
       </w:r>
       <w:r>
         <w:rPr>
@@ -2371,7 +2371,7 @@
         </w:trPr>
         <w:tc>
           <w:tcPr>
-            <w:tcW w:type="dxa" w:w="4584"/>
+            <w:tcW w:type="dxa" w:w="4204"/>
             <w:tcBorders>
               <w:bottom w:sz="3.184000015258789" w:val="single" w:color="#000000"/>
             </w:tcBorders>
@@ -2403,7 +2403,7 @@
         </w:tc>
         <w:tc>
           <w:tcPr>
-            <w:tcW w:type="dxa" w:w="4784"/>
+            <w:tcW w:type="dxa" w:w="5164"/>
             <w:tcBorders>
               <w:bottom w:sz="3.184000015258789" w:val="single" w:color="#000000"/>
             </w:tcBorders>
@@ -2429,7 +2429,7 @@
                 <w:color w:val="000000"/>
                 <w:sz w:val="20"/>
               </w:rPr>
-              <w:t>BriteTest</w:t>
+              <w:t>tmp.ocTMI0Grw2</w:t>
             </w:r>
           </w:p>
         </w:tc>
@@ -3225,7 +3225,7 @@
           <w:color w:val="000000"/>
           <w:sz w:val="24"/>
         </w:rPr>
-        <w:t>docs/pdf/BriteTest.pdf</w:t>
+        <w:t>docs/pdf/briteTest.pdf</w:t>
       </w:r>
       <w:r>
         <w:rPr>
@@ -5201,7 +5201,7 @@
         </w:trPr>
         <w:tc>
           <w:tcPr>
-            <w:tcW w:type="dxa" w:w="4304"/>
+            <w:tcW w:type="dxa" w:w="4684"/>
             <w:tcBorders>
               <w:bottom w:sz="3.184000015258789" w:val="single" w:color="#000000"/>
             </w:tcBorders>
@@ -5227,13 +5227,13 @@
                 <w:color w:val="000000"/>
                 <w:sz w:val="20"/>
               </w:rPr>
-              <w:t>BriteTest</w:t>
+              <w:t>tmp.ocTMI0Grw2</w:t>
             </w:r>
           </w:p>
         </w:tc>
         <w:tc>
           <w:tcPr>
-            <w:tcW w:type="dxa" w:w="5064"/>
+            <w:tcW w:type="dxa" w:w="4684"/>
             <w:tcBorders>
               <w:bottom w:sz="3.184000015258789" w:val="single" w:color="#000000"/>
             </w:tcBorders>
@@ -6404,7 +6404,7 @@
         </w:trPr>
         <w:tc>
           <w:tcPr>
-            <w:tcW w:type="dxa" w:w="4404"/>
+            <w:tcW w:type="dxa" w:w="4804"/>
             <w:tcBorders>
               <w:bottom w:sz="3.184000015258789" w:val="single" w:color="#000000"/>
             </w:tcBorders>
@@ -6430,13 +6430,13 @@
                 <w:color w:val="000000"/>
                 <w:sz w:val="20"/>
               </w:rPr>
-              <w:t>BriteTest</w:t>
+              <w:t>tmp.ocTMI0Grw2</w:t>
             </w:r>
           </w:p>
         </w:tc>
         <w:tc>
           <w:tcPr>
-            <w:tcW w:type="dxa" w:w="4964"/>
+            <w:tcW w:type="dxa" w:w="4564"/>
             <w:tcBorders>
               <w:bottom w:sz="3.184000015258789" w:val="single" w:color="#000000"/>
             </w:tcBorders>
@@ -9282,7 +9282,7 @@
         </w:trPr>
         <w:tc>
           <w:tcPr>
-            <w:tcW w:type="dxa" w:w="4924"/>
+            <w:tcW w:type="dxa" w:w="4544"/>
             <w:tcBorders>
               <w:bottom w:sz="3.184000015258789" w:val="single" w:color="#000000"/>
             </w:tcBorders>
@@ -9324,7 +9324,7 @@
         </w:tc>
         <w:tc>
           <w:tcPr>
-            <w:tcW w:type="dxa" w:w="4444"/>
+            <w:tcW w:type="dxa" w:w="4824"/>
             <w:tcBorders>
               <w:bottom w:sz="3.184000015258789" w:val="single" w:color="#000000"/>
             </w:tcBorders>
@@ -9350,7 +9350,7 @@
                 <w:color w:val="000000"/>
                 <w:sz w:val="20"/>
               </w:rPr>
-              <w:t>BriteTest</w:t>
+              <w:t>tmp.ocTMI0Grw2</w:t>
             </w:r>
           </w:p>
         </w:tc>
@@ -12361,7 +12361,7 @@
         </w:trPr>
         <w:tc>
           <w:tcPr>
-            <w:tcW w:type="dxa" w:w="4404"/>
+            <w:tcW w:type="dxa" w:w="4804"/>
             <w:tcBorders>
               <w:bottom w:sz="3.184000015258789" w:val="single" w:color="#000000"/>
             </w:tcBorders>
@@ -12387,13 +12387,13 @@
                 <w:color w:val="000000"/>
                 <w:sz w:val="20"/>
               </w:rPr>
-              <w:t>BriteTest</w:t>
+              <w:t>tmp.ocTMI0Grw2</w:t>
             </w:r>
           </w:p>
         </w:tc>
         <w:tc>
           <w:tcPr>
-            <w:tcW w:type="dxa" w:w="4964"/>
+            <w:tcW w:type="dxa" w:w="4564"/>
             <w:tcBorders>
               <w:bottom w:sz="3.184000015258789" w:val="single" w:color="#000000"/>
             </w:tcBorders>
@@ -13003,7 +13003,7 @@
         </w:trPr>
         <w:tc>
           <w:tcPr>
-            <w:tcW w:type="dxa" w:w="5624"/>
+            <w:tcW w:type="dxa" w:w="5244"/>
             <w:tcBorders>
               <w:bottom w:sz="3.184000015258789" w:val="single" w:color="#000000"/>
             </w:tcBorders>
@@ -13075,7 +13075,7 @@
         </w:tc>
         <w:tc>
           <w:tcPr>
-            <w:tcW w:type="dxa" w:w="3744"/>
+            <w:tcW w:type="dxa" w:w="4124"/>
             <w:tcBorders>
               <w:bottom w:sz="3.184000015258789" w:val="single" w:color="#000000"/>
             </w:tcBorders>
@@ -13101,7 +13101,7 @@
                 <w:color w:val="000000"/>
                 <w:sz w:val="20"/>
               </w:rPr>
-              <w:t>BriteTest</w:t>
+              <w:t>tmp.ocTMI0Grw2</w:t>
             </w:r>
           </w:p>
         </w:tc>
@@ -14416,7 +14416,7 @@
         </w:trPr>
         <w:tc>
           <w:tcPr>
-            <w:tcW w:type="dxa" w:w="4324"/>
+            <w:tcW w:type="dxa" w:w="4724"/>
             <w:tcBorders>
               <w:bottom w:sz="3.184000015258789" w:val="single" w:color="#000000"/>
             </w:tcBorders>
@@ -14442,13 +14442,13 @@
                 <w:color w:val="000000"/>
                 <w:sz w:val="20"/>
               </w:rPr>
-              <w:t>BriteTest</w:t>
+              <w:t>tmp.ocTMI0Grw2</w:t>
             </w:r>
           </w:p>
         </w:tc>
         <w:tc>
           <w:tcPr>
-            <w:tcW w:type="dxa" w:w="5044"/>
+            <w:tcW w:type="dxa" w:w="4644"/>
             <w:tcBorders>
               <w:bottom w:sz="3.184000015258789" w:val="single" w:color="#000000"/>
             </w:tcBorders>
@@ -14906,7 +14906,7 @@
         </w:trPr>
         <w:tc>
           <w:tcPr>
-            <w:tcW w:type="dxa" w:w="5204"/>
+            <w:tcW w:type="dxa" w:w="4824"/>
             <w:tcBorders>
               <w:bottom w:sz="3.184000015258789" w:val="single" w:color="#000000"/>
             </w:tcBorders>
@@ -14958,7 +14958,7 @@
         </w:tc>
         <w:tc>
           <w:tcPr>
-            <w:tcW w:type="dxa" w:w="4164"/>
+            <w:tcW w:type="dxa" w:w="4544"/>
             <w:tcBorders>
               <w:bottom w:sz="3.184000015258789" w:val="single" w:color="#000000"/>
             </w:tcBorders>
@@ -14973,7 +14973,7 @@
               <w:autoSpaceDE w:val="0"/>
               <w:widowControl/>
               <w:spacing w:line="200" w:lineRule="exact" w:before="0" w:after="0"/>
-              <w:ind w:left="0" w:right="4" w:firstLine="0"/>
+              <w:ind w:left="0" w:right="2" w:firstLine="0"/>
               <w:jc w:val="right"/>
             </w:pPr>
             <w:r>
@@ -14984,7 +14984,7 @@
                 <w:color w:val="000000"/>
                 <w:sz w:val="20"/>
               </w:rPr>
-              <w:t>BriteTest</w:t>
+              <w:t>tmp.ocTMI0Grw2</w:t>
             </w:r>
           </w:p>
         </w:tc>
@@ -15306,7 +15306,7 @@
         </w:trPr>
         <w:tc>
           <w:tcPr>
-            <w:tcW w:type="dxa" w:w="4324"/>
+            <w:tcW w:type="dxa" w:w="4704"/>
             <w:tcBorders>
               <w:bottom w:sz="3.184000015258789" w:val="single" w:color="#000000"/>
             </w:tcBorders>
@@ -15332,13 +15332,13 @@
                 <w:color w:val="000000"/>
                 <w:sz w:val="20"/>
               </w:rPr>
-              <w:t>BriteTest</w:t>
+              <w:t>tmp.ocTMI0Grw2</w:t>
             </w:r>
           </w:p>
         </w:tc>
         <w:tc>
           <w:tcPr>
-            <w:tcW w:type="dxa" w:w="5044"/>
+            <w:tcW w:type="dxa" w:w="4664"/>
             <w:tcBorders>
               <w:bottom w:sz="3.184000015258789" w:val="single" w:color="#000000"/>
             </w:tcBorders>
@@ -15776,7 +15776,7 @@
         </w:trPr>
         <w:tc>
           <w:tcPr>
-            <w:tcW w:type="dxa" w:w="4904"/>
+            <w:tcW w:type="dxa" w:w="4524"/>
             <w:tcBorders>
               <w:bottom w:sz="3.184000015258789" w:val="single" w:color="#000000"/>
             </w:tcBorders>
@@ -15828,7 +15828,7 @@
         </w:tc>
         <w:tc>
           <w:tcPr>
-            <w:tcW w:type="dxa" w:w="4464"/>
+            <w:tcW w:type="dxa" w:w="4844"/>
             <w:tcBorders>
               <w:bottom w:sz="3.184000015258789" w:val="single" w:color="#000000"/>
             </w:tcBorders>
@@ -15854,7 +15854,7 @@
                 <w:color w:val="000000"/>
                 <w:sz w:val="20"/>
               </w:rPr>
-              <w:t>BriteTest</w:t>
+              <w:t>tmp.ocTMI0Grw2</w:t>
             </w:r>
           </w:p>
         </w:tc>
@@ -16292,7 +16292,7 @@
         </w:trPr>
         <w:tc>
           <w:tcPr>
-            <w:tcW w:type="dxa" w:w="3624"/>
+            <w:tcW w:type="dxa" w:w="4004"/>
             <w:tcBorders>
               <w:bottom w:sz="3.184000015258789" w:val="single" w:color="#000000"/>
             </w:tcBorders>
@@ -16318,13 +16318,13 @@
                 <w:color w:val="000000"/>
                 <w:sz w:val="20"/>
               </w:rPr>
-              <w:t>BriteTest</w:t>
+              <w:t>tmp.ocTMI0Grw2</w:t>
             </w:r>
           </w:p>
         </w:tc>
         <w:tc>
           <w:tcPr>
-            <w:tcW w:type="dxa" w:w="5744"/>
+            <w:tcW w:type="dxa" w:w="5364"/>
             <w:tcBorders>
               <w:bottom w:sz="3.184000015258789" w:val="single" w:color="#000000"/>
             </w:tcBorders>
@@ -16752,7 +16752,7 @@
         </w:trPr>
         <w:tc>
           <w:tcPr>
-            <w:tcW w:type="dxa" w:w="5124"/>
+            <w:tcW w:type="dxa" w:w="4744"/>
             <w:tcBorders>
               <w:bottom w:sz="3.184000015258789" w:val="single" w:color="#000000"/>
             </w:tcBorders>
@@ -16804,7 +16804,7 @@
         </w:tc>
         <w:tc>
           <w:tcPr>
-            <w:tcW w:type="dxa" w:w="4244"/>
+            <w:tcW w:type="dxa" w:w="4624"/>
             <w:tcBorders>
               <w:bottom w:sz="3.184000015258789" w:val="single" w:color="#000000"/>
             </w:tcBorders>
@@ -16819,7 +16819,7 @@
               <w:autoSpaceDE w:val="0"/>
               <w:widowControl/>
               <w:spacing w:line="200" w:lineRule="exact" w:before="0" w:after="0"/>
-              <w:ind w:left="0" w:right="4" w:firstLine="0"/>
+              <w:ind w:left="0" w:right="2" w:firstLine="0"/>
               <w:jc w:val="right"/>
             </w:pPr>
             <w:r>
@@ -16830,7 +16830,7 @@
                 <w:color w:val="000000"/>
                 <w:sz w:val="20"/>
               </w:rPr>
-              <w:t>BriteTest</w:t>
+              <w:t>tmp.ocTMI0Grw2</w:t>
             </w:r>
           </w:p>
         </w:tc>
@@ -17182,7 +17182,7 @@
         </w:trPr>
         <w:tc>
           <w:tcPr>
-            <w:tcW w:type="dxa" w:w="4064"/>
+            <w:tcW w:type="dxa" w:w="4444"/>
             <w:tcBorders>
               <w:bottom w:sz="3.184000015258789" w:val="single" w:color="#000000"/>
             </w:tcBorders>
@@ -17208,13 +17208,13 @@
                 <w:color w:val="000000"/>
                 <w:sz w:val="20"/>
               </w:rPr>
-              <w:t>BriteTest</w:t>
+              <w:t>tmp.ocTMI0Grw2</w:t>
             </w:r>
           </w:p>
         </w:tc>
         <w:tc>
           <w:tcPr>
-            <w:tcW w:type="dxa" w:w="5304"/>
+            <w:tcW w:type="dxa" w:w="4924"/>
             <w:tcBorders>
               <w:bottom w:sz="3.184000015258789" w:val="single" w:color="#000000"/>
             </w:tcBorders>
@@ -17582,7 +17582,7 @@
         </w:trPr>
         <w:tc>
           <w:tcPr>
-            <w:tcW w:type="dxa" w:w="4964"/>
+            <w:tcW w:type="dxa" w:w="4584"/>
             <w:tcBorders>
               <w:bottom w:sz="3.184000015258789" w:val="single" w:color="#000000"/>
             </w:tcBorders>
@@ -17634,7 +17634,7 @@
         </w:tc>
         <w:tc>
           <w:tcPr>
-            <w:tcW w:type="dxa" w:w="4404"/>
+            <w:tcW w:type="dxa" w:w="4784"/>
             <w:tcBorders>
               <w:bottom w:sz="3.184000015258789" w:val="single" w:color="#000000"/>
             </w:tcBorders>
@@ -17660,7 +17660,7 @@
                 <w:color w:val="000000"/>
                 <w:sz w:val="20"/>
               </w:rPr>
-              <w:t>BriteTest</w:t>
+              <w:t>tmp.ocTMI0Grw2</w:t>
             </w:r>
           </w:p>
         </w:tc>
@@ -18002,7 +18002,7 @@
         </w:trPr>
         <w:tc>
           <w:tcPr>
-            <w:tcW w:type="dxa" w:w="4164"/>
+            <w:tcW w:type="dxa" w:w="4544"/>
             <w:tcBorders>
               <w:bottom w:sz="3.184000015258789" w:val="single" w:color="#000000"/>
             </w:tcBorders>
@@ -18028,13 +18028,13 @@
                 <w:color w:val="000000"/>
                 <w:sz w:val="20"/>
               </w:rPr>
-              <w:t>BriteTest</w:t>
+              <w:t>tmp.ocTMI0Grw2</w:t>
             </w:r>
           </w:p>
         </w:tc>
         <w:tc>
           <w:tcPr>
-            <w:tcW w:type="dxa" w:w="5204"/>
+            <w:tcW w:type="dxa" w:w="4824"/>
             <w:tcBorders>
               <w:bottom w:sz="3.184000015258789" w:val="single" w:color="#000000"/>
             </w:tcBorders>
@@ -18049,7 +18049,7 @@
               <w:autoSpaceDE w:val="0"/>
               <w:widowControl/>
               <w:spacing w:line="200" w:lineRule="exact" w:before="0" w:after="0"/>
-              <w:ind w:left="0" w:right="4" w:firstLine="0"/>
+              <w:ind w:left="0" w:right="2" w:firstLine="0"/>
               <w:jc w:val="right"/>
             </w:pPr>
             <w:r>
@@ -18452,7 +18452,7 @@
         </w:trPr>
         <w:tc>
           <w:tcPr>
-            <w:tcW w:type="dxa" w:w="4804"/>
+            <w:tcW w:type="dxa" w:w="4424"/>
             <w:tcBorders>
               <w:bottom w:sz="3.184000015258789" w:val="single" w:color="#000000"/>
             </w:tcBorders>
@@ -18494,7 +18494,7 @@
         </w:tc>
         <w:tc>
           <w:tcPr>
-            <w:tcW w:type="dxa" w:w="4564"/>
+            <w:tcW w:type="dxa" w:w="4944"/>
             <w:tcBorders>
               <w:bottom w:sz="3.184000015258789" w:val="single" w:color="#000000"/>
             </w:tcBorders>
@@ -18520,7 +18520,7 @@
                 <w:color w:val="000000"/>
                 <w:sz w:val="20"/>
               </w:rPr>
-              <w:t>BriteTest</w:t>
+              <w:t>tmp.ocTMI0Grw2</w:t>
             </w:r>
           </w:p>
         </w:tc>
@@ -19434,7 +19434,7 @@
         </w:trPr>
         <w:tc>
           <w:tcPr>
-            <w:tcW w:type="dxa" w:w="4504"/>
+            <w:tcW w:type="dxa" w:w="4904"/>
             <w:tcBorders>
               <w:bottom w:sz="3.184000015258789" w:val="single" w:color="#000000"/>
             </w:tcBorders>
@@ -19460,13 +19460,13 @@
                 <w:color w:val="000000"/>
                 <w:sz w:val="20"/>
               </w:rPr>
-              <w:t>BriteTest</w:t>
+              <w:t>tmp.ocTMI0Grw2</w:t>
             </w:r>
           </w:p>
         </w:tc>
         <w:tc>
           <w:tcPr>
-            <w:tcW w:type="dxa" w:w="4864"/>
+            <w:tcW w:type="dxa" w:w="4464"/>
             <w:tcBorders>
               <w:bottom w:sz="3.184000015258789" w:val="single" w:color="#000000"/>
             </w:tcBorders>
@@ -20790,7 +20790,7 @@
         <w:autoSpaceDN w:val="0"/>
         <w:autoSpaceDE w:val="0"/>
         <w:widowControl/>
-        <w:spacing w:line="278" w:lineRule="exact" w:before="120" w:after="5864"/>
+        <w:spacing w:line="278" w:lineRule="exact" w:before="120" w:after="0"/>
         <w:ind w:left="224" w:right="2160" w:firstLine="0"/>
         <w:jc w:val="left"/>
       </w:pPr>
@@ -21029,6 +21029,26 @@
           <w:sz w:val="24"/>
         </w:rPr>
         <w:t>ta_compare_text_normalized</w:t>
+      </w:r>
+    </w:p>
+    <w:p>
+      <w:pPr>
+        <w:autoSpaceDN w:val="0"/>
+        <w:autoSpaceDE w:val="0"/>
+        <w:widowControl/>
+        <w:spacing w:line="240" w:lineRule="exact" w:before="160" w:after="5464"/>
+        <w:ind w:left="8" w:right="0" w:firstLine="0"/>
+        <w:jc w:val="left"/>
+      </w:pPr>
+      <w:r>
+        <w:rPr>
+          <w:rFonts w:ascii="LMRoman12" w:hAnsi="LMRoman12" w:eastAsia="LMRoman12"/>
+          <w:b w:val="0"/>
+          <w:i w:val="0"/>
+          <w:color w:val="000000"/>
+          <w:sz w:val="24"/>
+        </w:rPr>
+        <w:t>SYNC_TEST_LINE</w:t>
       </w:r>
     </w:p>
     <w:tbl>

--- a/docs/docx/briteTest.docx
+++ b/docs/docx/briteTest.docx
@@ -7,7 +7,7 @@
         <w:autoSpaceDN w:val="0"/>
         <w:autoSpaceDE w:val="0"/>
         <w:widowControl/>
-        <w:spacing w:line="220" w:lineRule="exact" w:before="0" w:after="500"/>
+        <w:spacing w:line="220" w:lineRule="exact" w:before="0" w:after="948"/>
         <w:ind w:left="0" w:right="0"/>
       </w:pPr>
     </w:p>
@@ -60,8 +60,8 @@
         <w:autoSpaceDN w:val="0"/>
         <w:autoSpaceDE w:val="0"/>
         <w:widowControl/>
-        <w:spacing w:line="280" w:lineRule="exact" w:before="166" w:after="0"/>
-        <w:ind w:left="8" w:right="0" w:firstLine="0"/>
+        <w:spacing w:line="280" w:lineRule="exact" w:before="724" w:after="0"/>
+        <w:ind w:left="0" w:right="7056" w:firstLine="0"/>
         <w:jc w:val="left"/>
       </w:pPr>
       <w:r>
@@ -72,207 +72,30 @@
           <w:color w:val="000000"/>
           <w:sz w:val="24"/>
         </w:rPr>
-        <w:t>briteTest</w:t>
-      </w:r>
-      <w:r>
-        <w:rPr>
-          <w:rFonts w:ascii="LMRoman12" w:hAnsi="LMRoman12" w:eastAsia="LMRoman12"/>
-          <w:b w:val="0"/>
-          <w:i w:val="0"/>
-          <w:color w:val="000000"/>
-          <w:sz w:val="24"/>
-        </w:rPr>
-        <w:t>is</w:t>
-      </w:r>
-      <w:r>
-        <w:rPr>
-          <w:rFonts w:ascii="LMRoman12" w:hAnsi="LMRoman12" w:eastAsia="LMRoman12"/>
-          <w:b w:val="0"/>
-          <w:i w:val="0"/>
-          <w:color w:val="000000"/>
-          <w:sz w:val="24"/>
-        </w:rPr>
-        <w:t>a</w:t>
-      </w:r>
-      <w:r>
-        <w:rPr>
-          <w:rFonts w:ascii="LMRoman12" w:hAnsi="LMRoman12" w:eastAsia="LMRoman12"/>
-          <w:b w:val="0"/>
-          <w:i w:val="0"/>
-          <w:color w:val="000000"/>
-          <w:sz w:val="24"/>
-        </w:rPr>
-        <w:t>lightweight</w:t>
-      </w:r>
-      <w:r>
-        <w:rPr>
-          <w:rFonts w:ascii="LMRoman12" w:hAnsi="LMRoman12" w:eastAsia="LMRoman12"/>
-          <w:b w:val="0"/>
-          <w:i w:val="0"/>
-          <w:color w:val="000000"/>
-          <w:sz w:val="24"/>
-        </w:rPr>
-        <w:t>framework</w:t>
-      </w:r>
-      <w:r>
-        <w:rPr>
-          <w:rFonts w:ascii="LMRoman12" w:hAnsi="LMRoman12" w:eastAsia="LMRoman12"/>
-          <w:b w:val="0"/>
-          <w:i w:val="0"/>
-          <w:color w:val="000000"/>
-          <w:sz w:val="24"/>
-        </w:rPr>
-        <w:t>for</w:t>
-      </w:r>
-      <w:r>
-        <w:rPr>
-          <w:rFonts w:ascii="LMRoman12" w:hAnsi="LMRoman12" w:eastAsia="LMRoman12"/>
-          <w:b w:val="0"/>
-          <w:i w:val="0"/>
-          <w:color w:val="000000"/>
-          <w:sz w:val="24"/>
-        </w:rPr>
-        <w:t>defining,</w:t>
-      </w:r>
-      <w:r>
-        <w:rPr>
-          <w:rFonts w:ascii="LMRoman12" w:hAnsi="LMRoman12" w:eastAsia="LMRoman12"/>
-          <w:b w:val="0"/>
-          <w:i w:val="0"/>
-          <w:color w:val="000000"/>
-          <w:sz w:val="24"/>
-        </w:rPr>
-        <w:t>running,</w:t>
-      </w:r>
-      <w:r>
-        <w:rPr>
-          <w:rFonts w:ascii="LMRoman12" w:hAnsi="LMRoman12" w:eastAsia="LMRoman12"/>
-          <w:b w:val="0"/>
-          <w:i w:val="0"/>
-          <w:color w:val="000000"/>
-          <w:sz w:val="24"/>
-        </w:rPr>
-        <w:t>and</w:t>
-      </w:r>
-      <w:r>
-        <w:rPr>
-          <w:rFonts w:ascii="LMRoman12" w:hAnsi="LMRoman12" w:eastAsia="LMRoman12"/>
-          <w:b w:val="0"/>
-          <w:i w:val="0"/>
-          <w:color w:val="000000"/>
-          <w:sz w:val="24"/>
-        </w:rPr>
-        <w:t>reporting</w:t>
-      </w:r>
-      <w:r>
-        <w:rPr>
-          <w:rFonts w:ascii="LMRoman12" w:hAnsi="LMRoman12" w:eastAsia="LMRoman12"/>
-          <w:b w:val="0"/>
-          <w:i w:val="0"/>
-          <w:color w:val="000000"/>
-          <w:sz w:val="24"/>
-        </w:rPr>
-        <w:t>tests</w:t>
-      </w:r>
-      <w:r>
-        <w:rPr>
-          <w:rFonts w:ascii="LMRoman12" w:hAnsi="LMRoman12" w:eastAsia="LMRoman12"/>
-          <w:b w:val="0"/>
-          <w:i w:val="0"/>
-          <w:color w:val="000000"/>
-          <w:sz w:val="24"/>
-        </w:rPr>
-        <w:t>in</w:t>
-      </w:r>
-      <w:r>
-        <w:rPr>
-          <w:rFonts w:ascii="LMRoman12" w:hAnsi="LMRoman12" w:eastAsia="LMRoman12"/>
-          <w:b w:val="0"/>
-          <w:i w:val="0"/>
-          <w:color w:val="000000"/>
-          <w:sz w:val="24"/>
-        </w:rPr>
-        <w:t xml:space="preserve">C/C++ </w:t>
-      </w:r>
-      <w:r>
-        <w:rPr>
-          <w:rFonts w:ascii="LMRoman12" w:hAnsi="LMRoman12" w:eastAsia="LMRoman12"/>
-          <w:b w:val="0"/>
-          <w:i w:val="0"/>
-          <w:color w:val="000000"/>
-          <w:sz w:val="24"/>
-        </w:rPr>
-        <w:t>projects.</w:t>
-      </w:r>
-      <w:r>
-        <w:rPr>
-          <w:rFonts w:ascii="LMRoman12" w:hAnsi="LMRoman12" w:eastAsia="LMRoman12"/>
-          <w:b w:val="0"/>
-          <w:i w:val="0"/>
-          <w:color w:val="000000"/>
-          <w:sz w:val="24"/>
-        </w:rPr>
-        <w:t>It</w:t>
-      </w:r>
-      <w:r>
-        <w:rPr>
-          <w:rFonts w:ascii="LMRoman12" w:hAnsi="LMRoman12" w:eastAsia="LMRoman12"/>
-          <w:b w:val="0"/>
-          <w:i w:val="0"/>
-          <w:color w:val="000000"/>
-          <w:sz w:val="24"/>
-        </w:rPr>
-        <w:t>provides</w:t>
-      </w:r>
-      <w:r>
-        <w:rPr>
-          <w:rFonts w:ascii="LMRoman12" w:hAnsi="LMRoman12" w:eastAsia="LMRoman12"/>
-          <w:b w:val="0"/>
-          <w:i w:val="0"/>
-          <w:color w:val="000000"/>
-          <w:sz w:val="24"/>
-        </w:rPr>
-        <w:t>a</w:t>
-      </w:r>
-      <w:r>
-        <w:rPr>
-          <w:rFonts w:ascii="LMRoman12" w:hAnsi="LMRoman12" w:eastAsia="LMRoman12"/>
-          <w:b w:val="0"/>
-          <w:i w:val="0"/>
-          <w:color w:val="000000"/>
-          <w:sz w:val="24"/>
-        </w:rPr>
-        <w:t>compact</w:t>
-      </w:r>
-      <w:r>
-        <w:rPr>
-          <w:rFonts w:ascii="LMRoman12" w:hAnsi="LMRoman12" w:eastAsia="LMRoman12"/>
-          <w:b w:val="0"/>
-          <w:i w:val="0"/>
-          <w:color w:val="000000"/>
-          <w:sz w:val="24"/>
-        </w:rPr>
-        <w:t>macro</w:t>
-      </w:r>
-      <w:r>
-        <w:rPr>
-          <w:rFonts w:ascii="LMRoman12" w:hAnsi="LMRoman12" w:eastAsia="LMRoman12"/>
-          <w:b w:val="0"/>
-          <w:i w:val="0"/>
-          <w:color w:val="000000"/>
-          <w:sz w:val="24"/>
-        </w:rPr>
-        <w:t>-</w:t>
-      </w:r>
-      <w:r>
-        <w:rPr>
-          <w:rFonts w:ascii="LMRoman12" w:hAnsi="LMRoman12" w:eastAsia="LMRoman12"/>
-          <w:b w:val="0"/>
-          <w:i w:val="0"/>
-          <w:color w:val="000000"/>
-          <w:sz w:val="24"/>
-        </w:rPr>
-        <w:t>based</w:t>
+        <w:t>Document</w:t>
+      </w:r>
+      <w:r>
+        <w:rPr>
+          <w:rFonts w:ascii="LMRoman12" w:hAnsi="LMRoman12" w:eastAsia="LMRoman12"/>
+          <w:b w:val="0"/>
+          <w:i w:val="0"/>
+          <w:color w:val="000000"/>
+          <w:sz w:val="24"/>
+        </w:rPr>
+        <w:t>Version:</w:t>
+      </w:r>
+      <w:r>
+        <w:rPr>
+          <w:rFonts w:ascii="LMRoman12" w:hAnsi="LMRoman12" w:eastAsia="LMRoman12"/>
+          <w:b w:val="0"/>
+          <w:i w:val="0"/>
+          <w:color w:val="000000"/>
+          <w:sz w:val="24"/>
+        </w:rPr>
+        <w:t xml:space="preserve">1.0 </w:t>
+      </w:r>
+      <w:r>
+        <w:br/>
       </w:r>
       <w:r>
         <w:rPr>
@@ -292,47 +115,20 @@
           <w:color w:val="000000"/>
           <w:sz w:val="24"/>
         </w:rPr>
-        <w:t>API,</w:t>
-      </w:r>
-      <w:r>
-        <w:rPr>
-          <w:rFonts w:ascii="LMRoman12" w:hAnsi="LMRoman12" w:eastAsia="LMRoman12"/>
-          <w:b w:val="0"/>
-          <w:i w:val="0"/>
-          <w:color w:val="000000"/>
-          <w:sz w:val="24"/>
-        </w:rPr>
-        <w:t>a</w:t>
-      </w:r>
-      <w:r>
-        <w:rPr>
-          <w:rFonts w:ascii="LMRoman12" w:hAnsi="LMRoman12" w:eastAsia="LMRoman12"/>
-          <w:b w:val="0"/>
-          <w:i w:val="0"/>
-          <w:color w:val="000000"/>
-          <w:sz w:val="24"/>
-        </w:rPr>
-        <w:t>function</w:t>
-      </w:r>
-      <w:r>
-        <w:rPr>
-          <w:rFonts w:ascii="LMRoman12" w:hAnsi="LMRoman12" w:eastAsia="LMRoman12"/>
-          <w:b w:val="0"/>
-          <w:i w:val="0"/>
-          <w:color w:val="000000"/>
-          <w:sz w:val="24"/>
-        </w:rPr>
-        <w:t>-</w:t>
-      </w:r>
-      <w:r>
-        <w:rPr>
-          <w:rFonts w:ascii="LMRoman12" w:hAnsi="LMRoman12" w:eastAsia="LMRoman12"/>
-          <w:b w:val="0"/>
-          <w:i w:val="0"/>
-          <w:color w:val="000000"/>
-          <w:sz w:val="24"/>
-        </w:rPr>
-        <w:t>driven</w:t>
+        <w:t>Version:</w:t>
+      </w:r>
+      <w:r>
+        <w:rPr>
+          <w:rFonts w:ascii="LMRoman12" w:hAnsi="LMRoman12" w:eastAsia="LMRoman12"/>
+          <w:b w:val="0"/>
+          <w:i w:val="0"/>
+          <w:color w:val="000000"/>
+          <w:sz w:val="24"/>
+        </w:rPr>
+        <w:t xml:space="preserve">1.0.0 </w:t>
+      </w:r>
+      <w:r>
+        <w:br/>
       </w:r>
       <w:r>
         <w:rPr>
@@ -352,340 +148,17 @@
           <w:color w:val="000000"/>
           <w:sz w:val="24"/>
         </w:rPr>
-        <w:t xml:space="preserve">API, </w:t>
-      </w:r>
-      <w:r>
-        <w:rPr>
-          <w:w w:val="98.62537384033203"/>
-          <w:rFonts w:ascii="LMRoman12" w:hAnsi="LMRoman12" w:eastAsia="LMRoman12"/>
-          <w:b w:val="0"/>
-          <w:i w:val="0"/>
-          <w:color w:val="000000"/>
-          <w:sz w:val="24"/>
-        </w:rPr>
-        <w:t>fault</w:t>
-      </w:r>
-      <w:r>
-        <w:rPr>
-          <w:rFonts w:ascii="LMRoman12" w:hAnsi="LMRoman12" w:eastAsia="LMRoman12"/>
-          <w:b w:val="0"/>
-          <w:i w:val="0"/>
-          <w:color w:val="000000"/>
-          <w:sz w:val="24"/>
-        </w:rPr>
-        <w:t>-</w:t>
-      </w:r>
-      <w:r>
-        <w:rPr>
-          <w:w w:val="98.62537384033203"/>
-          <w:rFonts w:ascii="LMRoman12" w:hAnsi="LMRoman12" w:eastAsia="LMRoman12"/>
-          <w:b w:val="0"/>
-          <w:i w:val="0"/>
-          <w:color w:val="000000"/>
-          <w:sz w:val="24"/>
-        </w:rPr>
-        <w:t>tolerant</w:t>
-      </w:r>
-      <w:r>
-        <w:rPr>
-          <w:w w:val="98.62537384033203"/>
-          <w:rFonts w:ascii="LMRoman12" w:hAnsi="LMRoman12" w:eastAsia="LMRoman12"/>
-          <w:b w:val="0"/>
-          <w:i w:val="0"/>
-          <w:color w:val="000000"/>
-          <w:sz w:val="24"/>
-        </w:rPr>
-        <w:t>execution,</w:t>
-      </w:r>
-      <w:r>
-        <w:rPr>
-          <w:w w:val="98.62537384033203"/>
-          <w:rFonts w:ascii="LMRoman12" w:hAnsi="LMRoman12" w:eastAsia="LMRoman12"/>
-          <w:b w:val="0"/>
-          <w:i w:val="0"/>
-          <w:color w:val="000000"/>
-          <w:sz w:val="24"/>
-        </w:rPr>
-        <w:t>and</w:t>
-      </w:r>
-      <w:r>
-        <w:rPr>
-          <w:w w:val="98.62537384033203"/>
-          <w:rFonts w:ascii="LMRoman12" w:hAnsi="LMRoman12" w:eastAsia="LMRoman12"/>
-          <w:b w:val="0"/>
-          <w:i w:val="0"/>
-          <w:color w:val="000000"/>
-          <w:sz w:val="24"/>
-        </w:rPr>
-        <w:t>clear,</w:t>
-      </w:r>
-      <w:r>
-        <w:rPr>
-          <w:w w:val="98.62537384033203"/>
-          <w:rFonts w:ascii="LMRoman12" w:hAnsi="LMRoman12" w:eastAsia="LMRoman12"/>
-          <w:b w:val="0"/>
-          <w:i w:val="0"/>
-          <w:color w:val="000000"/>
-          <w:sz w:val="24"/>
-        </w:rPr>
-        <w:t>structured</w:t>
-      </w:r>
-      <w:r>
-        <w:rPr>
-          <w:w w:val="98.62537384033203"/>
-          <w:rFonts w:ascii="LMRoman12" w:hAnsi="LMRoman12" w:eastAsia="LMRoman12"/>
-          <w:b w:val="0"/>
-          <w:i w:val="0"/>
-          <w:color w:val="000000"/>
-          <w:sz w:val="24"/>
-        </w:rPr>
-        <w:t>reporting.</w:t>
-      </w:r>
-      <w:r>
-        <w:rPr>
-          <w:w w:val="98.62537384033203"/>
-          <w:rFonts w:ascii="LMRoman12" w:hAnsi="LMRoman12" w:eastAsia="LMRoman12"/>
-          <w:b w:val="0"/>
-          <w:i w:val="0"/>
-          <w:color w:val="000000"/>
-          <w:sz w:val="24"/>
-        </w:rPr>
-        <w:t>The</w:t>
-      </w:r>
-      <w:r>
-        <w:rPr>
-          <w:w w:val="98.62537384033203"/>
-          <w:rFonts w:ascii="LMRoman12" w:hAnsi="LMRoman12" w:eastAsia="LMRoman12"/>
-          <w:b w:val="0"/>
-          <w:i w:val="0"/>
-          <w:color w:val="000000"/>
-          <w:sz w:val="24"/>
-        </w:rPr>
-        <w:t>framework</w:t>
-      </w:r>
-      <w:r>
-        <w:rPr>
-          <w:w w:val="98.62537384033203"/>
-          <w:rFonts w:ascii="LMRoman12" w:hAnsi="LMRoman12" w:eastAsia="LMRoman12"/>
-          <w:b w:val="0"/>
-          <w:i w:val="0"/>
-          <w:color w:val="000000"/>
-          <w:sz w:val="24"/>
-        </w:rPr>
-        <w:t>is</w:t>
-      </w:r>
-      <w:r>
-        <w:rPr>
-          <w:w w:val="98.62537384033203"/>
-          <w:rFonts w:ascii="LMRoman12" w:hAnsi="LMRoman12" w:eastAsia="LMRoman12"/>
-          <w:b w:val="0"/>
-          <w:i w:val="0"/>
-          <w:color w:val="000000"/>
-          <w:sz w:val="24"/>
-        </w:rPr>
-        <w:t>designed</w:t>
-      </w:r>
-      <w:r>
-        <w:rPr>
-          <w:w w:val="98.62537384033203"/>
-          <w:rFonts w:ascii="LMRoman12" w:hAnsi="LMRoman12" w:eastAsia="LMRoman12"/>
-          <w:b w:val="0"/>
-          <w:i w:val="0"/>
-          <w:color w:val="000000"/>
-          <w:sz w:val="24"/>
-        </w:rPr>
-        <w:t>for</w:t>
-      </w:r>
-      <w:r>
-        <w:rPr>
-          <w:w w:val="98.62537384033203"/>
-          <w:rFonts w:ascii="LMRoman12" w:hAnsi="LMRoman12" w:eastAsia="LMRoman12"/>
-          <w:b w:val="0"/>
-          <w:i w:val="0"/>
-          <w:color w:val="000000"/>
-          <w:sz w:val="24"/>
-        </w:rPr>
-        <w:t xml:space="preserve">small </w:t>
-      </w:r>
-      <w:r>
-        <w:rPr>
-          <w:rFonts w:ascii="LMRoman12" w:hAnsi="LMRoman12" w:eastAsia="LMRoman12"/>
-          <w:b w:val="0"/>
-          <w:i w:val="0"/>
-          <w:color w:val="000000"/>
-          <w:sz w:val="24"/>
-        </w:rPr>
-        <w:t>to</w:t>
-      </w:r>
-      <w:r>
-        <w:rPr>
-          <w:rFonts w:ascii="LMRoman12" w:hAnsi="LMRoman12" w:eastAsia="LMRoman12"/>
-          <w:b w:val="0"/>
-          <w:i w:val="0"/>
-          <w:color w:val="000000"/>
-          <w:sz w:val="24"/>
-        </w:rPr>
-        <w:t>medium</w:t>
-      </w:r>
-      <w:r>
-        <w:rPr>
-          <w:rFonts w:ascii="LMRoman12" w:hAnsi="LMRoman12" w:eastAsia="LMRoman12"/>
-          <w:b w:val="0"/>
-          <w:i w:val="0"/>
-          <w:color w:val="000000"/>
-          <w:sz w:val="24"/>
-        </w:rPr>
-        <w:t>C</w:t>
-      </w:r>
-      <w:r>
-        <w:rPr>
-          <w:rFonts w:ascii="LMRoman12" w:hAnsi="LMRoman12" w:eastAsia="LMRoman12"/>
-          <w:b w:val="0"/>
-          <w:i w:val="0"/>
-          <w:color w:val="000000"/>
-          <w:sz w:val="24"/>
-        </w:rPr>
-        <w:t>projects</w:t>
-      </w:r>
-      <w:r>
-        <w:rPr>
-          <w:rFonts w:ascii="LMRoman12" w:hAnsi="LMRoman12" w:eastAsia="LMRoman12"/>
-          <w:b w:val="0"/>
-          <w:i w:val="0"/>
-          <w:color w:val="000000"/>
-          <w:sz w:val="24"/>
-        </w:rPr>
-        <w:t>that</w:t>
-      </w:r>
-      <w:r>
-        <w:rPr>
-          <w:rFonts w:ascii="LMRoman12" w:hAnsi="LMRoman12" w:eastAsia="LMRoman12"/>
-          <w:b w:val="0"/>
-          <w:i w:val="0"/>
-          <w:color w:val="000000"/>
-          <w:sz w:val="24"/>
-        </w:rPr>
-        <w:t>need</w:t>
-      </w:r>
-      <w:r>
-        <w:rPr>
-          <w:rFonts w:ascii="LMRoman12" w:hAnsi="LMRoman12" w:eastAsia="LMRoman12"/>
-          <w:b w:val="0"/>
-          <w:i w:val="0"/>
-          <w:color w:val="000000"/>
-          <w:sz w:val="24"/>
-        </w:rPr>
-        <w:t>reliable</w:t>
-      </w:r>
-      <w:r>
-        <w:rPr>
-          <w:rFonts w:ascii="LMRoman12" w:hAnsi="LMRoman12" w:eastAsia="LMRoman12"/>
-          <w:b w:val="0"/>
-          <w:i w:val="0"/>
-          <w:color w:val="000000"/>
-          <w:sz w:val="24"/>
-        </w:rPr>
-        <w:t>automated</w:t>
-      </w:r>
-      <w:r>
-        <w:rPr>
-          <w:rFonts w:ascii="LMRoman12" w:hAnsi="LMRoman12" w:eastAsia="LMRoman12"/>
-          <w:b w:val="0"/>
-          <w:i w:val="0"/>
-          <w:color w:val="000000"/>
-          <w:sz w:val="24"/>
-        </w:rPr>
-        <w:t>testing</w:t>
-      </w:r>
-      <w:r>
-        <w:rPr>
-          <w:rFonts w:ascii="LMRoman12" w:hAnsi="LMRoman12" w:eastAsia="LMRoman12"/>
-          <w:b w:val="0"/>
-          <w:i w:val="0"/>
-          <w:color w:val="000000"/>
-          <w:sz w:val="24"/>
-        </w:rPr>
-        <w:t>without</w:t>
-      </w:r>
-      <w:r>
-        <w:rPr>
-          <w:rFonts w:ascii="LMRoman12" w:hAnsi="LMRoman12" w:eastAsia="LMRoman12"/>
-          <w:b w:val="0"/>
-          <w:i w:val="0"/>
-          <w:color w:val="000000"/>
-          <w:sz w:val="24"/>
-        </w:rPr>
-        <w:t>the</w:t>
-      </w:r>
-      <w:r>
-        <w:rPr>
-          <w:rFonts w:ascii="LMRoman12" w:hAnsi="LMRoman12" w:eastAsia="LMRoman12"/>
-          <w:b w:val="0"/>
-          <w:i w:val="0"/>
-          <w:color w:val="000000"/>
-          <w:sz w:val="24"/>
-        </w:rPr>
-        <w:t>overhead</w:t>
-      </w:r>
-      <w:r>
-        <w:rPr>
-          <w:rFonts w:ascii="LMRoman12" w:hAnsi="LMRoman12" w:eastAsia="LMRoman12"/>
-          <w:b w:val="0"/>
-          <w:i w:val="0"/>
-          <w:color w:val="000000"/>
-          <w:sz w:val="24"/>
-        </w:rPr>
-        <w:t>of</w:t>
-      </w:r>
-      <w:r>
-        <w:rPr>
-          <w:rFonts w:ascii="LMRoman12" w:hAnsi="LMRoman12" w:eastAsia="LMRoman12"/>
-          <w:b w:val="0"/>
-          <w:i w:val="0"/>
-          <w:color w:val="000000"/>
-          <w:sz w:val="24"/>
-        </w:rPr>
-        <w:t xml:space="preserve">large </w:t>
-      </w:r>
-      <w:r>
-        <w:rPr>
-          <w:rFonts w:ascii="LMRoman12" w:hAnsi="LMRoman12" w:eastAsia="LMRoman12"/>
-          <w:b w:val="0"/>
-          <w:i w:val="0"/>
-          <w:color w:val="000000"/>
-          <w:sz w:val="24"/>
-        </w:rPr>
-        <w:t>toolchains</w:t>
-      </w:r>
-      <w:r>
-        <w:rPr>
-          <w:rFonts w:ascii="LMRoman12" w:hAnsi="LMRoman12" w:eastAsia="LMRoman12"/>
-          <w:b w:val="0"/>
-          <w:i w:val="0"/>
-          <w:color w:val="000000"/>
-          <w:sz w:val="24"/>
-        </w:rPr>
-        <w:t>or</w:t>
-      </w:r>
-      <w:r>
-        <w:rPr>
-          <w:rFonts w:ascii="LMRoman12" w:hAnsi="LMRoman12" w:eastAsia="LMRoman12"/>
-          <w:b w:val="0"/>
-          <w:i w:val="0"/>
-          <w:color w:val="000000"/>
-          <w:sz w:val="24"/>
-        </w:rPr>
-        <w:t>external</w:t>
-      </w:r>
-      <w:r>
-        <w:rPr>
-          <w:rFonts w:ascii="LMRoman12" w:hAnsi="LMRoman12" w:eastAsia="LMRoman12"/>
-          <w:b w:val="0"/>
-          <w:i w:val="0"/>
-          <w:color w:val="000000"/>
-          <w:sz w:val="24"/>
-        </w:rPr>
-        <w:t>dependencies.</w:t>
+        <w:t>Version:</w:t>
+      </w:r>
+      <w:r>
+        <w:rPr>
+          <w:rFonts w:ascii="LMRoman12" w:hAnsi="LMRoman12" w:eastAsia="LMRoman12"/>
+          <w:b w:val="0"/>
+          <w:i w:val="0"/>
+          <w:color w:val="000000"/>
+          <w:sz w:val="24"/>
+        </w:rPr>
+        <w:t>1.0.0</w:t>
       </w:r>
     </w:p>
     <w:p>
@@ -693,7 +166,640 @@
         <w:autoSpaceDN w:val="0"/>
         <w:autoSpaceDE w:val="0"/>
         <w:widowControl/>
-        <w:spacing w:line="198" w:lineRule="exact" w:before="4078" w:after="0"/>
+        <w:spacing w:line="280" w:lineRule="exact" w:before="398" w:after="0"/>
+        <w:ind w:left="8" w:right="0" w:firstLine="0"/>
+        <w:jc w:val="left"/>
+      </w:pPr>
+      <w:r>
+        <w:rPr>
+          <w:rFonts w:ascii="LMRoman12" w:hAnsi="LMRoman12" w:eastAsia="LMRoman12"/>
+          <w:b w:val="0"/>
+          <w:i w:val="0"/>
+          <w:color w:val="000000"/>
+          <w:sz w:val="24"/>
+        </w:rPr>
+        <w:t>briteTest</w:t>
+      </w:r>
+      <w:r>
+        <w:rPr>
+          <w:rFonts w:ascii="LMRoman12" w:hAnsi="LMRoman12" w:eastAsia="LMRoman12"/>
+          <w:b w:val="0"/>
+          <w:i w:val="0"/>
+          <w:color w:val="000000"/>
+          <w:sz w:val="24"/>
+        </w:rPr>
+        <w:t>is</w:t>
+      </w:r>
+      <w:r>
+        <w:rPr>
+          <w:rFonts w:ascii="LMRoman12" w:hAnsi="LMRoman12" w:eastAsia="LMRoman12"/>
+          <w:b w:val="0"/>
+          <w:i w:val="0"/>
+          <w:color w:val="000000"/>
+          <w:sz w:val="24"/>
+        </w:rPr>
+        <w:t>a</w:t>
+      </w:r>
+      <w:r>
+        <w:rPr>
+          <w:rFonts w:ascii="LMRoman12" w:hAnsi="LMRoman12" w:eastAsia="LMRoman12"/>
+          <w:b w:val="0"/>
+          <w:i w:val="0"/>
+          <w:color w:val="000000"/>
+          <w:sz w:val="24"/>
+        </w:rPr>
+        <w:t>lightweight</w:t>
+      </w:r>
+      <w:r>
+        <w:rPr>
+          <w:rFonts w:ascii="LMRoman12" w:hAnsi="LMRoman12" w:eastAsia="LMRoman12"/>
+          <w:b w:val="0"/>
+          <w:i w:val="0"/>
+          <w:color w:val="000000"/>
+          <w:sz w:val="24"/>
+        </w:rPr>
+        <w:t>framework</w:t>
+      </w:r>
+      <w:r>
+        <w:rPr>
+          <w:rFonts w:ascii="LMRoman12" w:hAnsi="LMRoman12" w:eastAsia="LMRoman12"/>
+          <w:b w:val="0"/>
+          <w:i w:val="0"/>
+          <w:color w:val="000000"/>
+          <w:sz w:val="24"/>
+        </w:rPr>
+        <w:t>for</w:t>
+      </w:r>
+      <w:r>
+        <w:rPr>
+          <w:rFonts w:ascii="LMRoman12" w:hAnsi="LMRoman12" w:eastAsia="LMRoman12"/>
+          <w:b w:val="0"/>
+          <w:i w:val="0"/>
+          <w:color w:val="000000"/>
+          <w:sz w:val="24"/>
+        </w:rPr>
+        <w:t>defining,</w:t>
+      </w:r>
+      <w:r>
+        <w:rPr>
+          <w:rFonts w:ascii="LMRoman12" w:hAnsi="LMRoman12" w:eastAsia="LMRoman12"/>
+          <w:b w:val="0"/>
+          <w:i w:val="0"/>
+          <w:color w:val="000000"/>
+          <w:sz w:val="24"/>
+        </w:rPr>
+        <w:t>running,</w:t>
+      </w:r>
+      <w:r>
+        <w:rPr>
+          <w:rFonts w:ascii="LMRoman12" w:hAnsi="LMRoman12" w:eastAsia="LMRoman12"/>
+          <w:b w:val="0"/>
+          <w:i w:val="0"/>
+          <w:color w:val="000000"/>
+          <w:sz w:val="24"/>
+        </w:rPr>
+        <w:t>and</w:t>
+      </w:r>
+      <w:r>
+        <w:rPr>
+          <w:rFonts w:ascii="LMRoman12" w:hAnsi="LMRoman12" w:eastAsia="LMRoman12"/>
+          <w:b w:val="0"/>
+          <w:i w:val="0"/>
+          <w:color w:val="000000"/>
+          <w:sz w:val="24"/>
+        </w:rPr>
+        <w:t>reporting</w:t>
+      </w:r>
+      <w:r>
+        <w:rPr>
+          <w:rFonts w:ascii="LMRoman12" w:hAnsi="LMRoman12" w:eastAsia="LMRoman12"/>
+          <w:b w:val="0"/>
+          <w:i w:val="0"/>
+          <w:color w:val="000000"/>
+          <w:sz w:val="24"/>
+        </w:rPr>
+        <w:t>tests</w:t>
+      </w:r>
+      <w:r>
+        <w:rPr>
+          <w:rFonts w:ascii="LMRoman12" w:hAnsi="LMRoman12" w:eastAsia="LMRoman12"/>
+          <w:b w:val="0"/>
+          <w:i w:val="0"/>
+          <w:color w:val="000000"/>
+          <w:sz w:val="24"/>
+        </w:rPr>
+        <w:t>in</w:t>
+      </w:r>
+      <w:r>
+        <w:rPr>
+          <w:rFonts w:ascii="LMRoman12" w:hAnsi="LMRoman12" w:eastAsia="LMRoman12"/>
+          <w:b w:val="0"/>
+          <w:i w:val="0"/>
+          <w:color w:val="000000"/>
+          <w:sz w:val="24"/>
+        </w:rPr>
+        <w:t xml:space="preserve">C/C++ </w:t>
+      </w:r>
+      <w:r>
+        <w:rPr>
+          <w:rFonts w:ascii="LMRoman12" w:hAnsi="LMRoman12" w:eastAsia="LMRoman12"/>
+          <w:b w:val="0"/>
+          <w:i w:val="0"/>
+          <w:color w:val="000000"/>
+          <w:sz w:val="24"/>
+        </w:rPr>
+        <w:t>projects.</w:t>
+      </w:r>
+      <w:r>
+        <w:rPr>
+          <w:rFonts w:ascii="LMRoman12" w:hAnsi="LMRoman12" w:eastAsia="LMRoman12"/>
+          <w:b w:val="0"/>
+          <w:i w:val="0"/>
+          <w:color w:val="000000"/>
+          <w:sz w:val="24"/>
+        </w:rPr>
+        <w:t>It</w:t>
+      </w:r>
+      <w:r>
+        <w:rPr>
+          <w:rFonts w:ascii="LMRoman12" w:hAnsi="LMRoman12" w:eastAsia="LMRoman12"/>
+          <w:b w:val="0"/>
+          <w:i w:val="0"/>
+          <w:color w:val="000000"/>
+          <w:sz w:val="24"/>
+        </w:rPr>
+        <w:t>provides</w:t>
+      </w:r>
+      <w:r>
+        <w:rPr>
+          <w:rFonts w:ascii="LMRoman12" w:hAnsi="LMRoman12" w:eastAsia="LMRoman12"/>
+          <w:b w:val="0"/>
+          <w:i w:val="0"/>
+          <w:color w:val="000000"/>
+          <w:sz w:val="24"/>
+        </w:rPr>
+        <w:t>a</w:t>
+      </w:r>
+      <w:r>
+        <w:rPr>
+          <w:rFonts w:ascii="LMRoman12" w:hAnsi="LMRoman12" w:eastAsia="LMRoman12"/>
+          <w:b w:val="0"/>
+          <w:i w:val="0"/>
+          <w:color w:val="000000"/>
+          <w:sz w:val="24"/>
+        </w:rPr>
+        <w:t>compact</w:t>
+      </w:r>
+      <w:r>
+        <w:rPr>
+          <w:rFonts w:ascii="LMRoman12" w:hAnsi="LMRoman12" w:eastAsia="LMRoman12"/>
+          <w:b w:val="0"/>
+          <w:i w:val="0"/>
+          <w:color w:val="000000"/>
+          <w:sz w:val="24"/>
+        </w:rPr>
+        <w:t>macro</w:t>
+      </w:r>
+      <w:r>
+        <w:rPr>
+          <w:rFonts w:ascii="LMRoman12" w:hAnsi="LMRoman12" w:eastAsia="LMRoman12"/>
+          <w:b w:val="0"/>
+          <w:i w:val="0"/>
+          <w:color w:val="000000"/>
+          <w:sz w:val="24"/>
+        </w:rPr>
+        <w:t>-</w:t>
+      </w:r>
+      <w:r>
+        <w:rPr>
+          <w:rFonts w:ascii="LMRoman12" w:hAnsi="LMRoman12" w:eastAsia="LMRoman12"/>
+          <w:b w:val="0"/>
+          <w:i w:val="0"/>
+          <w:color w:val="000000"/>
+          <w:sz w:val="24"/>
+        </w:rPr>
+        <w:t>based</w:t>
+      </w:r>
+      <w:r>
+        <w:rPr>
+          <w:rFonts w:ascii="LMRoman12" w:hAnsi="LMRoman12" w:eastAsia="LMRoman12"/>
+          <w:b w:val="0"/>
+          <w:i w:val="0"/>
+          <w:color w:val="000000"/>
+          <w:sz w:val="24"/>
+        </w:rPr>
+        <w:t>Runner</w:t>
+      </w:r>
+      <w:r>
+        <w:rPr>
+          <w:rFonts w:ascii="LMRoman12" w:hAnsi="LMRoman12" w:eastAsia="LMRoman12"/>
+          <w:b w:val="0"/>
+          <w:i w:val="0"/>
+          <w:color w:val="000000"/>
+          <w:sz w:val="24"/>
+        </w:rPr>
+        <w:t>API,</w:t>
+      </w:r>
+      <w:r>
+        <w:rPr>
+          <w:rFonts w:ascii="LMRoman12" w:hAnsi="LMRoman12" w:eastAsia="LMRoman12"/>
+          <w:b w:val="0"/>
+          <w:i w:val="0"/>
+          <w:color w:val="000000"/>
+          <w:sz w:val="24"/>
+        </w:rPr>
+        <w:t>a</w:t>
+      </w:r>
+      <w:r>
+        <w:rPr>
+          <w:rFonts w:ascii="LMRoman12" w:hAnsi="LMRoman12" w:eastAsia="LMRoman12"/>
+          <w:b w:val="0"/>
+          <w:i w:val="0"/>
+          <w:color w:val="000000"/>
+          <w:sz w:val="24"/>
+        </w:rPr>
+        <w:t>function</w:t>
+      </w:r>
+      <w:r>
+        <w:rPr>
+          <w:rFonts w:ascii="LMRoman12" w:hAnsi="LMRoman12" w:eastAsia="LMRoman12"/>
+          <w:b w:val="0"/>
+          <w:i w:val="0"/>
+          <w:color w:val="000000"/>
+          <w:sz w:val="24"/>
+        </w:rPr>
+        <w:t>-</w:t>
+      </w:r>
+      <w:r>
+        <w:rPr>
+          <w:rFonts w:ascii="LMRoman12" w:hAnsi="LMRoman12" w:eastAsia="LMRoman12"/>
+          <w:b w:val="0"/>
+          <w:i w:val="0"/>
+          <w:color w:val="000000"/>
+          <w:sz w:val="24"/>
+        </w:rPr>
+        <w:t>driven</w:t>
+      </w:r>
+      <w:r>
+        <w:rPr>
+          <w:rFonts w:ascii="LMRoman12" w:hAnsi="LMRoman12" w:eastAsia="LMRoman12"/>
+          <w:b w:val="0"/>
+          <w:i w:val="0"/>
+          <w:color w:val="000000"/>
+          <w:sz w:val="24"/>
+        </w:rPr>
+        <w:t>Test</w:t>
+      </w:r>
+      <w:r>
+        <w:rPr>
+          <w:rFonts w:ascii="LMRoman12" w:hAnsi="LMRoman12" w:eastAsia="LMRoman12"/>
+          <w:b w:val="0"/>
+          <w:i w:val="0"/>
+          <w:color w:val="000000"/>
+          <w:sz w:val="24"/>
+        </w:rPr>
+        <w:t xml:space="preserve">API, </w:t>
+      </w:r>
+      <w:r>
+        <w:rPr>
+          <w:w w:val="98.62537384033203"/>
+          <w:rFonts w:ascii="LMRoman12" w:hAnsi="LMRoman12" w:eastAsia="LMRoman12"/>
+          <w:b w:val="0"/>
+          <w:i w:val="0"/>
+          <w:color w:val="000000"/>
+          <w:sz w:val="24"/>
+        </w:rPr>
+        <w:t>fault</w:t>
+      </w:r>
+      <w:r>
+        <w:rPr>
+          <w:rFonts w:ascii="LMRoman12" w:hAnsi="LMRoman12" w:eastAsia="LMRoman12"/>
+          <w:b w:val="0"/>
+          <w:i w:val="0"/>
+          <w:color w:val="000000"/>
+          <w:sz w:val="24"/>
+        </w:rPr>
+        <w:t>-</w:t>
+      </w:r>
+      <w:r>
+        <w:rPr>
+          <w:w w:val="98.62537384033203"/>
+          <w:rFonts w:ascii="LMRoman12" w:hAnsi="LMRoman12" w:eastAsia="LMRoman12"/>
+          <w:b w:val="0"/>
+          <w:i w:val="0"/>
+          <w:color w:val="000000"/>
+          <w:sz w:val="24"/>
+        </w:rPr>
+        <w:t>tolerant</w:t>
+      </w:r>
+      <w:r>
+        <w:rPr>
+          <w:w w:val="98.62537384033203"/>
+          <w:rFonts w:ascii="LMRoman12" w:hAnsi="LMRoman12" w:eastAsia="LMRoman12"/>
+          <w:b w:val="0"/>
+          <w:i w:val="0"/>
+          <w:color w:val="000000"/>
+          <w:sz w:val="24"/>
+        </w:rPr>
+        <w:t>execution,</w:t>
+      </w:r>
+      <w:r>
+        <w:rPr>
+          <w:w w:val="98.62537384033203"/>
+          <w:rFonts w:ascii="LMRoman12" w:hAnsi="LMRoman12" w:eastAsia="LMRoman12"/>
+          <w:b w:val="0"/>
+          <w:i w:val="0"/>
+          <w:color w:val="000000"/>
+          <w:sz w:val="24"/>
+        </w:rPr>
+        <w:t>and</w:t>
+      </w:r>
+      <w:r>
+        <w:rPr>
+          <w:w w:val="98.62537384033203"/>
+          <w:rFonts w:ascii="LMRoman12" w:hAnsi="LMRoman12" w:eastAsia="LMRoman12"/>
+          <w:b w:val="0"/>
+          <w:i w:val="0"/>
+          <w:color w:val="000000"/>
+          <w:sz w:val="24"/>
+        </w:rPr>
+        <w:t>clear,</w:t>
+      </w:r>
+      <w:r>
+        <w:rPr>
+          <w:w w:val="98.62537384033203"/>
+          <w:rFonts w:ascii="LMRoman12" w:hAnsi="LMRoman12" w:eastAsia="LMRoman12"/>
+          <w:b w:val="0"/>
+          <w:i w:val="0"/>
+          <w:color w:val="000000"/>
+          <w:sz w:val="24"/>
+        </w:rPr>
+        <w:t>structured</w:t>
+      </w:r>
+      <w:r>
+        <w:rPr>
+          <w:w w:val="98.62537384033203"/>
+          <w:rFonts w:ascii="LMRoman12" w:hAnsi="LMRoman12" w:eastAsia="LMRoman12"/>
+          <w:b w:val="0"/>
+          <w:i w:val="0"/>
+          <w:color w:val="000000"/>
+          <w:sz w:val="24"/>
+        </w:rPr>
+        <w:t>reporting.</w:t>
+      </w:r>
+      <w:r>
+        <w:rPr>
+          <w:w w:val="98.62537384033203"/>
+          <w:rFonts w:ascii="LMRoman12" w:hAnsi="LMRoman12" w:eastAsia="LMRoman12"/>
+          <w:b w:val="0"/>
+          <w:i w:val="0"/>
+          <w:color w:val="000000"/>
+          <w:sz w:val="24"/>
+        </w:rPr>
+        <w:t>The</w:t>
+      </w:r>
+      <w:r>
+        <w:rPr>
+          <w:w w:val="98.62537384033203"/>
+          <w:rFonts w:ascii="LMRoman12" w:hAnsi="LMRoman12" w:eastAsia="LMRoman12"/>
+          <w:b w:val="0"/>
+          <w:i w:val="0"/>
+          <w:color w:val="000000"/>
+          <w:sz w:val="24"/>
+        </w:rPr>
+        <w:t>framework</w:t>
+      </w:r>
+      <w:r>
+        <w:rPr>
+          <w:w w:val="98.62537384033203"/>
+          <w:rFonts w:ascii="LMRoman12" w:hAnsi="LMRoman12" w:eastAsia="LMRoman12"/>
+          <w:b w:val="0"/>
+          <w:i w:val="0"/>
+          <w:color w:val="000000"/>
+          <w:sz w:val="24"/>
+        </w:rPr>
+        <w:t>is</w:t>
+      </w:r>
+      <w:r>
+        <w:rPr>
+          <w:w w:val="98.62537384033203"/>
+          <w:rFonts w:ascii="LMRoman12" w:hAnsi="LMRoman12" w:eastAsia="LMRoman12"/>
+          <w:b w:val="0"/>
+          <w:i w:val="0"/>
+          <w:color w:val="000000"/>
+          <w:sz w:val="24"/>
+        </w:rPr>
+        <w:t>designed</w:t>
+      </w:r>
+      <w:r>
+        <w:rPr>
+          <w:w w:val="98.62537384033203"/>
+          <w:rFonts w:ascii="LMRoman12" w:hAnsi="LMRoman12" w:eastAsia="LMRoman12"/>
+          <w:b w:val="0"/>
+          <w:i w:val="0"/>
+          <w:color w:val="000000"/>
+          <w:sz w:val="24"/>
+        </w:rPr>
+        <w:t>for</w:t>
+      </w:r>
+      <w:r>
+        <w:rPr>
+          <w:w w:val="98.62537384033203"/>
+          <w:rFonts w:ascii="LMRoman12" w:hAnsi="LMRoman12" w:eastAsia="LMRoman12"/>
+          <w:b w:val="0"/>
+          <w:i w:val="0"/>
+          <w:color w:val="000000"/>
+          <w:sz w:val="24"/>
+        </w:rPr>
+        <w:t xml:space="preserve">small </w:t>
+      </w:r>
+      <w:r>
+        <w:rPr>
+          <w:rFonts w:ascii="LMRoman12" w:hAnsi="LMRoman12" w:eastAsia="LMRoman12"/>
+          <w:b w:val="0"/>
+          <w:i w:val="0"/>
+          <w:color w:val="000000"/>
+          <w:sz w:val="24"/>
+        </w:rPr>
+        <w:t>to</w:t>
+      </w:r>
+      <w:r>
+        <w:rPr>
+          <w:rFonts w:ascii="LMRoman12" w:hAnsi="LMRoman12" w:eastAsia="LMRoman12"/>
+          <w:b w:val="0"/>
+          <w:i w:val="0"/>
+          <w:color w:val="000000"/>
+          <w:sz w:val="24"/>
+        </w:rPr>
+        <w:t>medium</w:t>
+      </w:r>
+      <w:r>
+        <w:rPr>
+          <w:rFonts w:ascii="LMRoman12" w:hAnsi="LMRoman12" w:eastAsia="LMRoman12"/>
+          <w:b w:val="0"/>
+          <w:i w:val="0"/>
+          <w:color w:val="000000"/>
+          <w:sz w:val="24"/>
+        </w:rPr>
+        <w:t>C</w:t>
+      </w:r>
+      <w:r>
+        <w:rPr>
+          <w:rFonts w:ascii="LMRoman12" w:hAnsi="LMRoman12" w:eastAsia="LMRoman12"/>
+          <w:b w:val="0"/>
+          <w:i w:val="0"/>
+          <w:color w:val="000000"/>
+          <w:sz w:val="24"/>
+        </w:rPr>
+        <w:t>projects</w:t>
+      </w:r>
+      <w:r>
+        <w:rPr>
+          <w:rFonts w:ascii="LMRoman12" w:hAnsi="LMRoman12" w:eastAsia="LMRoman12"/>
+          <w:b w:val="0"/>
+          <w:i w:val="0"/>
+          <w:color w:val="000000"/>
+          <w:sz w:val="24"/>
+        </w:rPr>
+        <w:t>that</w:t>
+      </w:r>
+      <w:r>
+        <w:rPr>
+          <w:rFonts w:ascii="LMRoman12" w:hAnsi="LMRoman12" w:eastAsia="LMRoman12"/>
+          <w:b w:val="0"/>
+          <w:i w:val="0"/>
+          <w:color w:val="000000"/>
+          <w:sz w:val="24"/>
+        </w:rPr>
+        <w:t>need</w:t>
+      </w:r>
+      <w:r>
+        <w:rPr>
+          <w:rFonts w:ascii="LMRoman12" w:hAnsi="LMRoman12" w:eastAsia="LMRoman12"/>
+          <w:b w:val="0"/>
+          <w:i w:val="0"/>
+          <w:color w:val="000000"/>
+          <w:sz w:val="24"/>
+        </w:rPr>
+        <w:t>reliable</w:t>
+      </w:r>
+      <w:r>
+        <w:rPr>
+          <w:rFonts w:ascii="LMRoman12" w:hAnsi="LMRoman12" w:eastAsia="LMRoman12"/>
+          <w:b w:val="0"/>
+          <w:i w:val="0"/>
+          <w:color w:val="000000"/>
+          <w:sz w:val="24"/>
+        </w:rPr>
+        <w:t>automated</w:t>
+      </w:r>
+      <w:r>
+        <w:rPr>
+          <w:rFonts w:ascii="LMRoman12" w:hAnsi="LMRoman12" w:eastAsia="LMRoman12"/>
+          <w:b w:val="0"/>
+          <w:i w:val="0"/>
+          <w:color w:val="000000"/>
+          <w:sz w:val="24"/>
+        </w:rPr>
+        <w:t>testing</w:t>
+      </w:r>
+      <w:r>
+        <w:rPr>
+          <w:rFonts w:ascii="LMRoman12" w:hAnsi="LMRoman12" w:eastAsia="LMRoman12"/>
+          <w:b w:val="0"/>
+          <w:i w:val="0"/>
+          <w:color w:val="000000"/>
+          <w:sz w:val="24"/>
+        </w:rPr>
+        <w:t>without</w:t>
+      </w:r>
+      <w:r>
+        <w:rPr>
+          <w:rFonts w:ascii="LMRoman12" w:hAnsi="LMRoman12" w:eastAsia="LMRoman12"/>
+          <w:b w:val="0"/>
+          <w:i w:val="0"/>
+          <w:color w:val="000000"/>
+          <w:sz w:val="24"/>
+        </w:rPr>
+        <w:t>the</w:t>
+      </w:r>
+      <w:r>
+        <w:rPr>
+          <w:rFonts w:ascii="LMRoman12" w:hAnsi="LMRoman12" w:eastAsia="LMRoman12"/>
+          <w:b w:val="0"/>
+          <w:i w:val="0"/>
+          <w:color w:val="000000"/>
+          <w:sz w:val="24"/>
+        </w:rPr>
+        <w:t>overhead</w:t>
+      </w:r>
+      <w:r>
+        <w:rPr>
+          <w:rFonts w:ascii="LMRoman12" w:hAnsi="LMRoman12" w:eastAsia="LMRoman12"/>
+          <w:b w:val="0"/>
+          <w:i w:val="0"/>
+          <w:color w:val="000000"/>
+          <w:sz w:val="24"/>
+        </w:rPr>
+        <w:t>of</w:t>
+      </w:r>
+      <w:r>
+        <w:rPr>
+          <w:rFonts w:ascii="LMRoman12" w:hAnsi="LMRoman12" w:eastAsia="LMRoman12"/>
+          <w:b w:val="0"/>
+          <w:i w:val="0"/>
+          <w:color w:val="000000"/>
+          <w:sz w:val="24"/>
+        </w:rPr>
+        <w:t xml:space="preserve">large </w:t>
+      </w:r>
+      <w:r>
+        <w:rPr>
+          <w:rFonts w:ascii="LMRoman12" w:hAnsi="LMRoman12" w:eastAsia="LMRoman12"/>
+          <w:b w:val="0"/>
+          <w:i w:val="0"/>
+          <w:color w:val="000000"/>
+          <w:sz w:val="24"/>
+        </w:rPr>
+        <w:t>toolchains</w:t>
+      </w:r>
+      <w:r>
+        <w:rPr>
+          <w:rFonts w:ascii="LMRoman12" w:hAnsi="LMRoman12" w:eastAsia="LMRoman12"/>
+          <w:b w:val="0"/>
+          <w:i w:val="0"/>
+          <w:color w:val="000000"/>
+          <w:sz w:val="24"/>
+        </w:rPr>
+        <w:t>or</w:t>
+      </w:r>
+      <w:r>
+        <w:rPr>
+          <w:rFonts w:ascii="LMRoman12" w:hAnsi="LMRoman12" w:eastAsia="LMRoman12"/>
+          <w:b w:val="0"/>
+          <w:i w:val="0"/>
+          <w:color w:val="000000"/>
+          <w:sz w:val="24"/>
+        </w:rPr>
+        <w:t>external</w:t>
+      </w:r>
+      <w:r>
+        <w:rPr>
+          <w:rFonts w:ascii="LMRoman12" w:hAnsi="LMRoman12" w:eastAsia="LMRoman12"/>
+          <w:b w:val="0"/>
+          <w:i w:val="0"/>
+          <w:color w:val="000000"/>
+          <w:sz w:val="24"/>
+        </w:rPr>
+        <w:t>dependencies.</w:t>
+      </w:r>
+    </w:p>
+    <w:p>
+      <w:pPr>
+        <w:autoSpaceDN w:val="0"/>
+        <w:autoSpaceDE w:val="0"/>
+        <w:widowControl/>
+        <w:spacing w:line="198" w:lineRule="exact" w:before="1388" w:after="0"/>
         <w:ind w:left="8" w:right="0" w:firstLine="0"/>
         <w:jc w:val="left"/>
       </w:pPr>
@@ -2339,7 +2445,7 @@
       <w:pPr>
         <w:sectPr>
           <w:pgSz w:w="12240" w:h="15840"/>
-          <w:pgMar w:top="720" w:right="1374" w:bottom="696" w:left="1432" w:header="720" w:footer="720" w:gutter="0"/>
+          <w:pgMar w:top="1168" w:right="1374" w:bottom="696" w:left="1432" w:header="720" w:footer="720" w:gutter="0"/>
           <w:cols/>
           <w:docGrid w:linePitch="360"/>
         </w:sectPr>
@@ -2371,7 +2477,7 @@
         </w:trPr>
         <w:tc>
           <w:tcPr>
-            <w:tcW w:type="dxa" w:w="4204"/>
+            <w:tcW w:type="dxa" w:w="4604"/>
             <w:tcBorders>
               <w:bottom w:sz="3.184000015258789" w:val="single" w:color="#000000"/>
             </w:tcBorders>
@@ -2403,7 +2509,7 @@
         </w:tc>
         <w:tc>
           <w:tcPr>
-            <w:tcW w:type="dxa" w:w="5164"/>
+            <w:tcW w:type="dxa" w:w="4764"/>
             <w:tcBorders>
               <w:bottom w:sz="3.184000015258789" w:val="single" w:color="#000000"/>
             </w:tcBorders>
@@ -2429,7 +2535,7 @@
                 <w:color w:val="000000"/>
                 <w:sz w:val="20"/>
               </w:rPr>
-              <w:t>tmp.ocTMI0Grw2</w:t>
+              <w:t>briteTest</w:t>
             </w:r>
           </w:p>
         </w:tc>
@@ -5201,7 +5307,7 @@
         </w:trPr>
         <w:tc>
           <w:tcPr>
-            <w:tcW w:type="dxa" w:w="4684"/>
+            <w:tcW w:type="dxa" w:w="4284"/>
             <w:tcBorders>
               <w:bottom w:sz="3.184000015258789" w:val="single" w:color="#000000"/>
             </w:tcBorders>
@@ -5227,13 +5333,13 @@
                 <w:color w:val="000000"/>
                 <w:sz w:val="20"/>
               </w:rPr>
-              <w:t>tmp.ocTMI0Grw2</w:t>
+              <w:t>briteTest</w:t>
             </w:r>
           </w:p>
         </w:tc>
         <w:tc>
           <w:tcPr>
-            <w:tcW w:type="dxa" w:w="4684"/>
+            <w:tcW w:type="dxa" w:w="5084"/>
             <w:tcBorders>
               <w:bottom w:sz="3.184000015258789" w:val="single" w:color="#000000"/>
             </w:tcBorders>
@@ -6404,7 +6510,7 @@
         </w:trPr>
         <w:tc>
           <w:tcPr>
-            <w:tcW w:type="dxa" w:w="4804"/>
+            <w:tcW w:type="dxa" w:w="4404"/>
             <w:tcBorders>
               <w:bottom w:sz="3.184000015258789" w:val="single" w:color="#000000"/>
             </w:tcBorders>
@@ -6430,13 +6536,13 @@
                 <w:color w:val="000000"/>
                 <w:sz w:val="20"/>
               </w:rPr>
-              <w:t>tmp.ocTMI0Grw2</w:t>
+              <w:t>briteTest</w:t>
             </w:r>
           </w:p>
         </w:tc>
         <w:tc>
           <w:tcPr>
-            <w:tcW w:type="dxa" w:w="4564"/>
+            <w:tcW w:type="dxa" w:w="4964"/>
             <w:tcBorders>
               <w:bottom w:sz="3.184000015258789" w:val="single" w:color="#000000"/>
             </w:tcBorders>
@@ -9282,7 +9388,7 @@
         </w:trPr>
         <w:tc>
           <w:tcPr>
-            <w:tcW w:type="dxa" w:w="4544"/>
+            <w:tcW w:type="dxa" w:w="4944"/>
             <w:tcBorders>
               <w:bottom w:sz="3.184000015258789" w:val="single" w:color="#000000"/>
             </w:tcBorders>
@@ -9324,7 +9430,7 @@
         </w:tc>
         <w:tc>
           <w:tcPr>
-            <w:tcW w:type="dxa" w:w="4824"/>
+            <w:tcW w:type="dxa" w:w="4424"/>
             <w:tcBorders>
               <w:bottom w:sz="3.184000015258789" w:val="single" w:color="#000000"/>
             </w:tcBorders>
@@ -9350,7 +9456,7 @@
                 <w:color w:val="000000"/>
                 <w:sz w:val="20"/>
               </w:rPr>
-              <w:t>tmp.ocTMI0Grw2</w:t>
+              <w:t>briteTest</w:t>
             </w:r>
           </w:p>
         </w:tc>
@@ -12361,7 +12467,7 @@
         </w:trPr>
         <w:tc>
           <w:tcPr>
-            <w:tcW w:type="dxa" w:w="4804"/>
+            <w:tcW w:type="dxa" w:w="4404"/>
             <w:tcBorders>
               <w:bottom w:sz="3.184000015258789" w:val="single" w:color="#000000"/>
             </w:tcBorders>
@@ -12387,13 +12493,13 @@
                 <w:color w:val="000000"/>
                 <w:sz w:val="20"/>
               </w:rPr>
-              <w:t>tmp.ocTMI0Grw2</w:t>
+              <w:t>briteTest</w:t>
             </w:r>
           </w:p>
         </w:tc>
         <w:tc>
           <w:tcPr>
-            <w:tcW w:type="dxa" w:w="4564"/>
+            <w:tcW w:type="dxa" w:w="4964"/>
             <w:tcBorders>
               <w:bottom w:sz="3.184000015258789" w:val="single" w:color="#000000"/>
             </w:tcBorders>
@@ -13003,7 +13109,7 @@
         </w:trPr>
         <w:tc>
           <w:tcPr>
-            <w:tcW w:type="dxa" w:w="5244"/>
+            <w:tcW w:type="dxa" w:w="5644"/>
             <w:tcBorders>
               <w:bottom w:sz="3.184000015258789" w:val="single" w:color="#000000"/>
             </w:tcBorders>
@@ -13075,7 +13181,7 @@
         </w:tc>
         <w:tc>
           <w:tcPr>
-            <w:tcW w:type="dxa" w:w="4124"/>
+            <w:tcW w:type="dxa" w:w="3724"/>
             <w:tcBorders>
               <w:bottom w:sz="3.184000015258789" w:val="single" w:color="#000000"/>
             </w:tcBorders>
@@ -13101,7 +13207,7 @@
                 <w:color w:val="000000"/>
                 <w:sz w:val="20"/>
               </w:rPr>
-              <w:t>tmp.ocTMI0Grw2</w:t>
+              <w:t>briteTest</w:t>
             </w:r>
           </w:p>
         </w:tc>
@@ -14416,7 +14522,7 @@
         </w:trPr>
         <w:tc>
           <w:tcPr>
-            <w:tcW w:type="dxa" w:w="4724"/>
+            <w:tcW w:type="dxa" w:w="4324"/>
             <w:tcBorders>
               <w:bottom w:sz="3.184000015258789" w:val="single" w:color="#000000"/>
             </w:tcBorders>
@@ -14442,13 +14548,13 @@
                 <w:color w:val="000000"/>
                 <w:sz w:val="20"/>
               </w:rPr>
-              <w:t>tmp.ocTMI0Grw2</w:t>
+              <w:t>briteTest</w:t>
             </w:r>
           </w:p>
         </w:tc>
         <w:tc>
           <w:tcPr>
-            <w:tcW w:type="dxa" w:w="4644"/>
+            <w:tcW w:type="dxa" w:w="5044"/>
             <w:tcBorders>
               <w:bottom w:sz="3.184000015258789" w:val="single" w:color="#000000"/>
             </w:tcBorders>
@@ -14906,7 +15012,7 @@
         </w:trPr>
         <w:tc>
           <w:tcPr>
-            <w:tcW w:type="dxa" w:w="4824"/>
+            <w:tcW w:type="dxa" w:w="5224"/>
             <w:tcBorders>
               <w:bottom w:sz="3.184000015258789" w:val="single" w:color="#000000"/>
             </w:tcBorders>
@@ -14958,7 +15064,7 @@
         </w:tc>
         <w:tc>
           <w:tcPr>
-            <w:tcW w:type="dxa" w:w="4544"/>
+            <w:tcW w:type="dxa" w:w="4144"/>
             <w:tcBorders>
               <w:bottom w:sz="3.184000015258789" w:val="single" w:color="#000000"/>
             </w:tcBorders>
@@ -14973,7 +15079,7 @@
               <w:autoSpaceDE w:val="0"/>
               <w:widowControl/>
               <w:spacing w:line="200" w:lineRule="exact" w:before="0" w:after="0"/>
-              <w:ind w:left="0" w:right="2" w:firstLine="0"/>
+              <w:ind w:left="0" w:right="4" w:firstLine="0"/>
               <w:jc w:val="right"/>
             </w:pPr>
             <w:r>
@@ -14984,7 +15090,7 @@
                 <w:color w:val="000000"/>
                 <w:sz w:val="20"/>
               </w:rPr>
-              <w:t>tmp.ocTMI0Grw2</w:t>
+              <w:t>briteTest</w:t>
             </w:r>
           </w:p>
         </w:tc>
@@ -15306,7 +15412,7 @@
         </w:trPr>
         <w:tc>
           <w:tcPr>
-            <w:tcW w:type="dxa" w:w="4704"/>
+            <w:tcW w:type="dxa" w:w="4304"/>
             <w:tcBorders>
               <w:bottom w:sz="3.184000015258789" w:val="single" w:color="#000000"/>
             </w:tcBorders>
@@ -15332,13 +15438,13 @@
                 <w:color w:val="000000"/>
                 <w:sz w:val="20"/>
               </w:rPr>
-              <w:t>tmp.ocTMI0Grw2</w:t>
+              <w:t>briteTest</w:t>
             </w:r>
           </w:p>
         </w:tc>
         <w:tc>
           <w:tcPr>
-            <w:tcW w:type="dxa" w:w="4664"/>
+            <w:tcW w:type="dxa" w:w="5064"/>
             <w:tcBorders>
               <w:bottom w:sz="3.184000015258789" w:val="single" w:color="#000000"/>
             </w:tcBorders>
@@ -15776,7 +15882,7 @@
         </w:trPr>
         <w:tc>
           <w:tcPr>
-            <w:tcW w:type="dxa" w:w="4524"/>
+            <w:tcW w:type="dxa" w:w="4924"/>
             <w:tcBorders>
               <w:bottom w:sz="3.184000015258789" w:val="single" w:color="#000000"/>
             </w:tcBorders>
@@ -15828,7 +15934,7 @@
         </w:tc>
         <w:tc>
           <w:tcPr>
-            <w:tcW w:type="dxa" w:w="4844"/>
+            <w:tcW w:type="dxa" w:w="4444"/>
             <w:tcBorders>
               <w:bottom w:sz="3.184000015258789" w:val="single" w:color="#000000"/>
             </w:tcBorders>
@@ -15854,7 +15960,7 @@
                 <w:color w:val="000000"/>
                 <w:sz w:val="20"/>
               </w:rPr>
-              <w:t>tmp.ocTMI0Grw2</w:t>
+              <w:t>briteTest</w:t>
             </w:r>
           </w:p>
         </w:tc>
@@ -16292,7 +16398,7 @@
         </w:trPr>
         <w:tc>
           <w:tcPr>
-            <w:tcW w:type="dxa" w:w="4004"/>
+            <w:tcW w:type="dxa" w:w="3604"/>
             <w:tcBorders>
               <w:bottom w:sz="3.184000015258789" w:val="single" w:color="#000000"/>
             </w:tcBorders>
@@ -16318,13 +16424,13 @@
                 <w:color w:val="000000"/>
                 <w:sz w:val="20"/>
               </w:rPr>
-              <w:t>tmp.ocTMI0Grw2</w:t>
+              <w:t>briteTest</w:t>
             </w:r>
           </w:p>
         </w:tc>
         <w:tc>
           <w:tcPr>
-            <w:tcW w:type="dxa" w:w="5364"/>
+            <w:tcW w:type="dxa" w:w="5764"/>
             <w:tcBorders>
               <w:bottom w:sz="3.184000015258789" w:val="single" w:color="#000000"/>
             </w:tcBorders>
@@ -16752,7 +16858,7 @@
         </w:trPr>
         <w:tc>
           <w:tcPr>
-            <w:tcW w:type="dxa" w:w="4744"/>
+            <w:tcW w:type="dxa" w:w="5144"/>
             <w:tcBorders>
               <w:bottom w:sz="3.184000015258789" w:val="single" w:color="#000000"/>
             </w:tcBorders>
@@ -16804,7 +16910,7 @@
         </w:tc>
         <w:tc>
           <w:tcPr>
-            <w:tcW w:type="dxa" w:w="4624"/>
+            <w:tcW w:type="dxa" w:w="4224"/>
             <w:tcBorders>
               <w:bottom w:sz="3.184000015258789" w:val="single" w:color="#000000"/>
             </w:tcBorders>
@@ -16819,7 +16925,7 @@
               <w:autoSpaceDE w:val="0"/>
               <w:widowControl/>
               <w:spacing w:line="200" w:lineRule="exact" w:before="0" w:after="0"/>
-              <w:ind w:left="0" w:right="2" w:firstLine="0"/>
+              <w:ind w:left="0" w:right="4" w:firstLine="0"/>
               <w:jc w:val="right"/>
             </w:pPr>
             <w:r>
@@ -16830,7 +16936,7 @@
                 <w:color w:val="000000"/>
                 <w:sz w:val="20"/>
               </w:rPr>
-              <w:t>tmp.ocTMI0Grw2</w:t>
+              <w:t>briteTest</w:t>
             </w:r>
           </w:p>
         </w:tc>
@@ -17182,7 +17288,7 @@
         </w:trPr>
         <w:tc>
           <w:tcPr>
-            <w:tcW w:type="dxa" w:w="4444"/>
+            <w:tcW w:type="dxa" w:w="4044"/>
             <w:tcBorders>
               <w:bottom w:sz="3.184000015258789" w:val="single" w:color="#000000"/>
             </w:tcBorders>
@@ -17208,13 +17314,13 @@
                 <w:color w:val="000000"/>
                 <w:sz w:val="20"/>
               </w:rPr>
-              <w:t>tmp.ocTMI0Grw2</w:t>
+              <w:t>briteTest</w:t>
             </w:r>
           </w:p>
         </w:tc>
         <w:tc>
           <w:tcPr>
-            <w:tcW w:type="dxa" w:w="4924"/>
+            <w:tcW w:type="dxa" w:w="5324"/>
             <w:tcBorders>
               <w:bottom w:sz="3.184000015258789" w:val="single" w:color="#000000"/>
             </w:tcBorders>
@@ -17229,7 +17335,7 @@
               <w:autoSpaceDE w:val="0"/>
               <w:widowControl/>
               <w:spacing w:line="200" w:lineRule="exact" w:before="0" w:after="0"/>
-              <w:ind w:left="0" w:right="2" w:firstLine="0"/>
+              <w:ind w:left="0" w:right="4" w:firstLine="0"/>
               <w:jc w:val="right"/>
             </w:pPr>
             <w:r>
@@ -17582,7 +17688,7 @@
         </w:trPr>
         <w:tc>
           <w:tcPr>
-            <w:tcW w:type="dxa" w:w="4584"/>
+            <w:tcW w:type="dxa" w:w="4984"/>
             <w:tcBorders>
               <w:bottom w:sz="3.184000015258789" w:val="single" w:color="#000000"/>
             </w:tcBorders>
@@ -17634,7 +17740,7 @@
         </w:tc>
         <w:tc>
           <w:tcPr>
-            <w:tcW w:type="dxa" w:w="4784"/>
+            <w:tcW w:type="dxa" w:w="4384"/>
             <w:tcBorders>
               <w:bottom w:sz="3.184000015258789" w:val="single" w:color="#000000"/>
             </w:tcBorders>
@@ -17660,7 +17766,7 @@
                 <w:color w:val="000000"/>
                 <w:sz w:val="20"/>
               </w:rPr>
-              <w:t>tmp.ocTMI0Grw2</w:t>
+              <w:t>briteTest</w:t>
             </w:r>
           </w:p>
         </w:tc>
@@ -18002,7 +18108,7 @@
         </w:trPr>
         <w:tc>
           <w:tcPr>
-            <w:tcW w:type="dxa" w:w="4544"/>
+            <w:tcW w:type="dxa" w:w="4144"/>
             <w:tcBorders>
               <w:bottom w:sz="3.184000015258789" w:val="single" w:color="#000000"/>
             </w:tcBorders>
@@ -18028,13 +18134,13 @@
                 <w:color w:val="000000"/>
                 <w:sz w:val="20"/>
               </w:rPr>
-              <w:t>tmp.ocTMI0Grw2</w:t>
+              <w:t>briteTest</w:t>
             </w:r>
           </w:p>
         </w:tc>
         <w:tc>
           <w:tcPr>
-            <w:tcW w:type="dxa" w:w="4824"/>
+            <w:tcW w:type="dxa" w:w="5224"/>
             <w:tcBorders>
               <w:bottom w:sz="3.184000015258789" w:val="single" w:color="#000000"/>
             </w:tcBorders>
@@ -18049,7 +18155,7 @@
               <w:autoSpaceDE w:val="0"/>
               <w:widowControl/>
               <w:spacing w:line="200" w:lineRule="exact" w:before="0" w:after="0"/>
-              <w:ind w:left="0" w:right="2" w:firstLine="0"/>
+              <w:ind w:left="0" w:right="4" w:firstLine="0"/>
               <w:jc w:val="right"/>
             </w:pPr>
             <w:r>
@@ -18452,7 +18558,7 @@
         </w:trPr>
         <w:tc>
           <w:tcPr>
-            <w:tcW w:type="dxa" w:w="4424"/>
+            <w:tcW w:type="dxa" w:w="4824"/>
             <w:tcBorders>
               <w:bottom w:sz="3.184000015258789" w:val="single" w:color="#000000"/>
             </w:tcBorders>
@@ -18494,7 +18600,7 @@
         </w:tc>
         <w:tc>
           <w:tcPr>
-            <w:tcW w:type="dxa" w:w="4944"/>
+            <w:tcW w:type="dxa" w:w="4544"/>
             <w:tcBorders>
               <w:bottom w:sz="3.184000015258789" w:val="single" w:color="#000000"/>
             </w:tcBorders>
@@ -18520,7 +18626,7 @@
                 <w:color w:val="000000"/>
                 <w:sz w:val="20"/>
               </w:rPr>
-              <w:t>tmp.ocTMI0Grw2</w:t>
+              <w:t>briteTest</w:t>
             </w:r>
           </w:p>
         </w:tc>
@@ -19434,7 +19540,7 @@
         </w:trPr>
         <w:tc>
           <w:tcPr>
-            <w:tcW w:type="dxa" w:w="4904"/>
+            <w:tcW w:type="dxa" w:w="4504"/>
             <w:tcBorders>
               <w:bottom w:sz="3.184000015258789" w:val="single" w:color="#000000"/>
             </w:tcBorders>
@@ -19460,13 +19566,13 @@
                 <w:color w:val="000000"/>
                 <w:sz w:val="20"/>
               </w:rPr>
-              <w:t>tmp.ocTMI0Grw2</w:t>
+              <w:t>briteTest</w:t>
             </w:r>
           </w:p>
         </w:tc>
         <w:tc>
           <w:tcPr>
-            <w:tcW w:type="dxa" w:w="4464"/>
+            <w:tcW w:type="dxa" w:w="4864"/>
             <w:tcBorders>
               <w:bottom w:sz="3.184000015258789" w:val="single" w:color="#000000"/>
             </w:tcBorders>
